--- a/spa/docx/018.content.docx
+++ b/spa/docx/018.content.docx
@@ -19,7 +19,7 @@
         <w:rPr>
           <w:lang w:val="es_ES" w:bidi="es_ES"/>
         </w:rPr>
-        <w:t>Resource: Tyndale Open Study Notes</w:t>
+        <w:t>Resource: Aquifer Open Study Notes (Profiles)</w:t>
       </w:r>
       <w:r>
         <w:rPr>
@@ -112,7 +112,7 @@
         <w:rPr>
           <w:lang w:val="es_ES" w:bidi="es_ES"/>
         </w:rPr>
-        <w:t>Tyndale Open Study Notes</w:t>
+        <w:t>Aquifer Open Study Notes (Profiles)</w:t>
       </w:r>
     </w:p>
     <w:p>

--- a/spa/docx/018.content.docx
+++ b/spa/docx/018.content.docx
@@ -233,54 +233,36 @@
         </w:rPr>
         <w:t xml:space="preserve">Uzzías fue hijo de Amasías y Jecolía. Reinó en Judá durante 52 años, desde 792 hasta 740 a.C. (ver </w:t>
       </w:r>
-      <w:hyperlink r:id="rId13">
-        <w:r>
-          <w:rPr>
-            <w:lang w:val="es_ES" w:bidi="es_ES"/>
-          </w:rPr>
-          <w:rPr>
-            <w:color w:val="0000EE"/>
-            <w:u w:val="single"/>
-          </w:rPr>
-          <w:t>2 Reyes 14:21–22,</w:t>
-        </w:r>
-      </w:hyperlink>
+      <w:r>
+        <w:rPr>
+          <w:lang w:val="es_ES" w:bidi="es_ES"/>
+        </w:rPr>
+        <w:t>2 Reyes 14:21–22,</w:t>
+      </w:r>
       <w:r>
         <w:rPr>
           <w:lang w:val="es_ES" w:bidi="es_ES"/>
         </w:rPr>
         <w:t xml:space="preserve"> </w:t>
       </w:r>
-      <w:hyperlink r:id="rId14">
-        <w:r>
-          <w:rPr>
-            <w:lang w:val="es_ES" w:bidi="es_ES"/>
-          </w:rPr>
-          <w:rPr>
-            <w:color w:val="0000EE"/>
-            <w:u w:val="single"/>
-          </w:rPr>
-          <w:t>15:1–2,</w:t>
-        </w:r>
-      </w:hyperlink>
+      <w:r>
+        <w:rPr>
+          <w:lang w:val="es_ES" w:bidi="es_ES"/>
+        </w:rPr>
+        <w:t>15:1–2,</w:t>
+      </w:r>
       <w:r>
         <w:rPr>
           <w:lang w:val="es_ES" w:bidi="es_ES"/>
         </w:rPr>
         <w:t xml:space="preserve"> </w:t>
       </w:r>
-      <w:hyperlink r:id="rId15">
-        <w:r>
-          <w:rPr>
-            <w:lang w:val="es_ES" w:bidi="es_ES"/>
-          </w:rPr>
-          <w:rPr>
-            <w:color w:val="0000EE"/>
-            <w:u w:val="single"/>
-          </w:rPr>
-          <w:t>2 Crónicas 26:1–3</w:t>
-        </w:r>
-      </w:hyperlink>
+      <w:r>
+        <w:rPr>
+          <w:lang w:val="es_ES" w:bidi="es_ES"/>
+        </w:rPr>
+        <w:t>2 Crónicas 26:1–3</w:t>
+      </w:r>
       <w:r>
         <w:rPr>
           <w:lang w:val="es_ES" w:bidi="es_ES"/>
@@ -301,18 +283,12 @@
         </w:rPr>
         <w:t>Durante la mayor parte del reinado de Uzzías, Jeroboam II gobernó el reino del norte de Israel desde 793 hasta 753 a.C. Ambos reyes fueron exitosos y trajeron un largo período de prosperidad a Israel y Judá. Uzzías luchó con éxito contra los filisteos y construyó muchas fortificaciones en Jerusalén y en todo Judá. El “buscó a Jehová” (</w:t>
       </w:r>
-      <w:hyperlink r:id="rId16">
-        <w:r>
-          <w:rPr>
-            <w:lang w:val="es_ES" w:bidi="es_ES"/>
-          </w:rPr>
-          <w:rPr>
-            <w:color w:val="0000EE"/>
-            <w:u w:val="single"/>
-          </w:rPr>
-          <w:t>2 Crónicas 26:5</w:t>
-        </w:r>
-      </w:hyperlink>
+      <w:r>
+        <w:rPr>
+          <w:lang w:val="es_ES" w:bidi="es_ES"/>
+        </w:rPr>
+        <w:t>2 Crónicas 26:5</w:t>
+      </w:r>
       <w:r>
         <w:rPr>
           <w:lang w:val="es_ES" w:bidi="es_ES"/>
@@ -333,72 +309,48 @@
         </w:rPr>
         <w:t>Varios profetas estuvieron activos durante el reinado de Uzzías. Amós y Oseas profetizaron durante su vida (</w:t>
       </w:r>
-      <w:hyperlink r:id="rId17">
-        <w:r>
-          <w:rPr>
-            <w:lang w:val="es_ES" w:bidi="es_ES"/>
-          </w:rPr>
-          <w:rPr>
-            <w:color w:val="0000EE"/>
-            <w:u w:val="single"/>
-          </w:rPr>
-          <w:t>Oseas 1:1,</w:t>
-        </w:r>
-      </w:hyperlink>
+      <w:r>
+        <w:rPr>
+          <w:lang w:val="es_ES" w:bidi="es_ES"/>
+        </w:rPr>
+        <w:t>Oseas 1:1,</w:t>
+      </w:r>
       <w:r>
         <w:rPr>
           <w:lang w:val="es_ES" w:bidi="es_ES"/>
         </w:rPr>
         <w:t xml:space="preserve"> </w:t>
       </w:r>
-      <w:hyperlink r:id="rId18">
-        <w:r>
-          <w:rPr>
-            <w:lang w:val="es_ES" w:bidi="es_ES"/>
-          </w:rPr>
-          <w:rPr>
-            <w:color w:val="0000EE"/>
-            <w:u w:val="single"/>
-          </w:rPr>
-          <w:t>Amós 1:1</w:t>
-        </w:r>
-      </w:hyperlink>
+      <w:r>
+        <w:rPr>
+          <w:lang w:val="es_ES" w:bidi="es_ES"/>
+        </w:rPr>
+        <w:t>Amós 1:1</w:t>
+      </w:r>
       <w:r>
         <w:rPr>
           <w:lang w:val="es_ES" w:bidi="es_ES"/>
         </w:rPr>
         <w:t>), aunque la mayoría de sus mensajes estaban dirigidos al reino del norte. El profeta Isaías recibió su llamado el año en que Uzzías murió (</w:t>
       </w:r>
-      <w:hyperlink r:id="rId19">
-        <w:r>
-          <w:rPr>
-            <w:lang w:val="es_ES" w:bidi="es_ES"/>
-          </w:rPr>
-          <w:rPr>
-            <w:color w:val="0000EE"/>
-            <w:u w:val="single"/>
-          </w:rPr>
-          <w:t>Isaías 1:1,</w:t>
-        </w:r>
-      </w:hyperlink>
+      <w:r>
+        <w:rPr>
+          <w:lang w:val="es_ES" w:bidi="es_ES"/>
+        </w:rPr>
+        <w:t>Isaías 1:1,</w:t>
+      </w:r>
       <w:r>
         <w:rPr>
           <w:lang w:val="es_ES" w:bidi="es_ES"/>
         </w:rPr>
         <w:t xml:space="preserve"> </w:t>
       </w:r>
-      <w:hyperlink r:id="rId20">
-        <w:r>
-          <w:rPr>
-            <w:lang w:val="es_ES" w:bidi="es_ES"/>
-          </w:rPr>
-          <w:rPr>
-            <w:color w:val="0000EE"/>
-            <w:u w:val="single"/>
-          </w:rPr>
-          <w:t>6:1</w:t>
-        </w:r>
-      </w:hyperlink>
+      <w:r>
+        <w:rPr>
+          <w:lang w:val="es_ES" w:bidi="es_ES"/>
+        </w:rPr>
+        <w:t>6:1</w:t>
+      </w:r>
       <w:r>
         <w:rPr>
           <w:lang w:val="es_ES" w:bidi="es_ES"/>
@@ -419,36 +371,24 @@
         </w:rPr>
         <w:t>Uzzías se enorgulleció de sus numerosos éxitos, lo que lo llevó a su caída (</w:t>
       </w:r>
-      <w:hyperlink r:id="rId21">
-        <w:r>
-          <w:rPr>
-            <w:lang w:val="es_ES" w:bidi="es_ES"/>
-          </w:rPr>
-          <w:rPr>
-            <w:color w:val="0000EE"/>
-            <w:u w:val="single"/>
-          </w:rPr>
-          <w:t>2 Crónicas 26:16</w:t>
-        </w:r>
-      </w:hyperlink>
+      <w:r>
+        <w:rPr>
+          <w:lang w:val="es_ES" w:bidi="es_ES"/>
+        </w:rPr>
+        <w:t>2 Crónicas 26:16</w:t>
+      </w:r>
       <w:r>
         <w:rPr>
           <w:lang w:val="es_ES" w:bidi="es_ES"/>
         </w:rPr>
         <w:t>). Actuó como sacerdote, ingresó en el área sagrada del templo y quemó incienso. Los sacerdotes intentaron detenerlo para que no pecara contra el Señor, pero él ignoró airadamente sus advertencias. Debido a su desobediencia, Dios le dio lepra a Uzzías, y tuvo que vivir el resto de su vida en aislamiento. Uzzías fue enterrado con sus antepasados, pero a cierta distancia debido a su lepra (</w:t>
       </w:r>
-      <w:hyperlink r:id="rId22">
-        <w:r>
-          <w:rPr>
-            <w:lang w:val="es_ES" w:bidi="es_ES"/>
-          </w:rPr>
-          <w:rPr>
-            <w:color w:val="0000EE"/>
-            <w:u w:val="single"/>
-          </w:rPr>
-          <w:t>2 Crónicas 26:23</w:t>
-        </w:r>
-      </w:hyperlink>
+      <w:r>
+        <w:rPr>
+          <w:lang w:val="es_ES" w:bidi="es_ES"/>
+        </w:rPr>
+        <w:t>2 Crónicas 26:23</w:t>
+      </w:r>
       <w:r>
         <w:rPr>
           <w:lang w:val="es_ES" w:bidi="es_ES"/>
@@ -478,144 +418,96 @@
           <w:lang w:val="es_ES" w:bidi="es_ES"/>
         </w:rPr>
       </w:r>
-      <w:hyperlink r:id="rId13">
-        <w:r>
-          <w:rPr>
-            <w:lang w:val="es_ES" w:bidi="es_ES"/>
-          </w:rPr>
-          <w:rPr>
-            <w:color w:val="0000EE"/>
-            <w:u w:val="single"/>
-          </w:rPr>
-          <w:t>2 Reyes 14:21–22,</w:t>
-        </w:r>
-      </w:hyperlink>
+      <w:r>
+        <w:rPr>
+          <w:lang w:val="es_ES" w:bidi="es_ES"/>
+        </w:rPr>
+        <w:t>2 Reyes 14:21–22,</w:t>
+      </w:r>
       <w:r>
         <w:rPr>
           <w:lang w:val="es_ES" w:bidi="es_ES"/>
         </w:rPr>
         <w:t xml:space="preserve"> </w:t>
       </w:r>
-      <w:hyperlink r:id="rId23">
-        <w:r>
-          <w:rPr>
-            <w:lang w:val="es_ES" w:bidi="es_ES"/>
-          </w:rPr>
-          <w:rPr>
-            <w:color w:val="0000EE"/>
-            <w:u w:val="single"/>
-          </w:rPr>
-          <w:t>15:1–7,</w:t>
-        </w:r>
-      </w:hyperlink>
+      <w:r>
+        <w:rPr>
+          <w:lang w:val="es_ES" w:bidi="es_ES"/>
+        </w:rPr>
+        <w:t>15:1–7,</w:t>
+      </w:r>
       <w:r>
         <w:rPr>
           <w:lang w:val="es_ES" w:bidi="es_ES"/>
         </w:rPr>
         <w:t xml:space="preserve"> </w:t>
       </w:r>
-      <w:hyperlink r:id="rId24">
-        <w:r>
-          <w:rPr>
-            <w:lang w:val="es_ES" w:bidi="es_ES"/>
-          </w:rPr>
-          <w:rPr>
-            <w:color w:val="0000EE"/>
-            <w:u w:val="single"/>
-          </w:rPr>
-          <w:t>2 Crónicas 26:1–23,</w:t>
-        </w:r>
-      </w:hyperlink>
+      <w:r>
+        <w:rPr>
+          <w:lang w:val="es_ES" w:bidi="es_ES"/>
+        </w:rPr>
+        <w:t>2 Crónicas 26:1–23,</w:t>
+      </w:r>
       <w:r>
         <w:rPr>
           <w:lang w:val="es_ES" w:bidi="es_ES"/>
         </w:rPr>
         <w:t xml:space="preserve"> </w:t>
       </w:r>
-      <w:hyperlink r:id="rId19">
-        <w:r>
-          <w:rPr>
-            <w:lang w:val="es_ES" w:bidi="es_ES"/>
-          </w:rPr>
-          <w:rPr>
-            <w:color w:val="0000EE"/>
-            <w:u w:val="single"/>
-          </w:rPr>
-          <w:t>Isaías 1:1,</w:t>
-        </w:r>
-      </w:hyperlink>
+      <w:r>
+        <w:rPr>
+          <w:lang w:val="es_ES" w:bidi="es_ES"/>
+        </w:rPr>
+        <w:t>Isaías 1:1,</w:t>
+      </w:r>
       <w:r>
         <w:rPr>
           <w:lang w:val="es_ES" w:bidi="es_ES"/>
         </w:rPr>
         <w:t xml:space="preserve"> </w:t>
       </w:r>
-      <w:hyperlink r:id="rId20">
-        <w:r>
-          <w:rPr>
-            <w:lang w:val="es_ES" w:bidi="es_ES"/>
-          </w:rPr>
-          <w:rPr>
-            <w:color w:val="0000EE"/>
-            <w:u w:val="single"/>
-          </w:rPr>
-          <w:t>6:1,</w:t>
-        </w:r>
-      </w:hyperlink>
+      <w:r>
+        <w:rPr>
+          <w:lang w:val="es_ES" w:bidi="es_ES"/>
+        </w:rPr>
+        <w:t>6:1,</w:t>
+      </w:r>
       <w:r>
         <w:rPr>
           <w:lang w:val="es_ES" w:bidi="es_ES"/>
         </w:rPr>
         <w:t xml:space="preserve"> </w:t>
       </w:r>
-      <w:hyperlink r:id="rId17">
-        <w:r>
-          <w:rPr>
-            <w:lang w:val="es_ES" w:bidi="es_ES"/>
-          </w:rPr>
-          <w:rPr>
-            <w:color w:val="0000EE"/>
-            <w:u w:val="single"/>
-          </w:rPr>
-          <w:t>Oseas 1:1,</w:t>
-        </w:r>
-      </w:hyperlink>
+      <w:r>
+        <w:rPr>
+          <w:lang w:val="es_ES" w:bidi="es_ES"/>
+        </w:rPr>
+        <w:t>Oseas 1:1,</w:t>
+      </w:r>
       <w:r>
         <w:rPr>
           <w:lang w:val="es_ES" w:bidi="es_ES"/>
         </w:rPr>
         <w:t xml:space="preserve"> </w:t>
       </w:r>
-      <w:hyperlink r:id="rId18">
-        <w:r>
-          <w:rPr>
-            <w:lang w:val="es_ES" w:bidi="es_ES"/>
-          </w:rPr>
-          <w:rPr>
-            <w:color w:val="0000EE"/>
-            <w:u w:val="single"/>
-          </w:rPr>
-          <w:t>Amós 1:1,</w:t>
-        </w:r>
-      </w:hyperlink>
+      <w:r>
+        <w:rPr>
+          <w:lang w:val="es_ES" w:bidi="es_ES"/>
+        </w:rPr>
+        <w:t>Amós 1:1,</w:t>
+      </w:r>
       <w:r>
         <w:rPr>
           <w:lang w:val="es_ES" w:bidi="es_ES"/>
         </w:rPr>
         <w:t xml:space="preserve"> </w:t>
       </w:r>
-      <w:hyperlink r:id="rId25">
-        <w:r>
-          <w:rPr>
-            <w:lang w:val="es_ES" w:bidi="es_ES"/>
-          </w:rPr>
-          <w:rPr>
-            <w:color w:val="0000EE"/>
-            <w:u w:val="single"/>
-          </w:rPr>
-          <w:t>Zacarías 14:5</w:t>
-        </w:r>
-      </w:hyperlink>
+      <w:r>
+        <w:rPr>
+          <w:lang w:val="es_ES" w:bidi="es_ES"/>
+        </w:rPr>
+        <w:t>Zacarías 14:5</w:t>
+      </w:r>
       <w:r>
         <w:rPr>
           <w:lang w:val="es_ES" w:bidi="es_ES"/>
